--- a/docs/Struktur_Tabel_SW_Beauty_Salon.docx
+++ b/docs/Struktur_Tabel_SW_Beauty_Salon.docx
@@ -43,15 +43,15 @@
         <w:tblLook w:firstColumn="1" w:firstRow="1" w:lastColumn="0" w:lastRow="0" w:noHBand="0" w:noVBand="1" w:val="04A0"/>
       </w:tblPr>
       <w:tblGrid>
-        <w:gridCol w:w="2351"/>
-        <w:gridCol w:w="2351"/>
-        <w:gridCol w:w="2351"/>
-        <w:gridCol w:w="2351"/>
+        <w:gridCol w:w="2268"/>
+        <w:gridCol w:w="2268"/>
+        <w:gridCol w:w="2268"/>
+        <w:gridCol w:w="2268"/>
       </w:tblGrid>
       <w:tr>
         <w:tc>
           <w:tcPr>
-            <w:tcW w:type="dxa" w:w="2351"/>
+            <w:tcW w:type="dxa" w:w="2268"/>
           </w:tcPr>
           <w:p>
             <w:pPr>
@@ -68,7 +68,7 @@
         </w:tc>
         <w:tc>
           <w:tcPr>
-            <w:tcW w:type="dxa" w:w="2351"/>
+            <w:tcW w:type="dxa" w:w="2268"/>
           </w:tcPr>
           <w:p>
             <w:pPr>
@@ -85,7 +85,7 @@
         </w:tc>
         <w:tc>
           <w:tcPr>
-            <w:tcW w:type="dxa" w:w="2351"/>
+            <w:tcW w:type="dxa" w:w="2268"/>
           </w:tcPr>
           <w:p>
             <w:pPr>
@@ -102,7 +102,7 @@
         </w:tc>
         <w:tc>
           <w:tcPr>
-            <w:tcW w:type="dxa" w:w="2351"/>
+            <w:tcW w:type="dxa" w:w="2268"/>
           </w:tcPr>
           <w:p>
             <w:pPr>
@@ -121,7 +121,7 @@
       <w:tr>
         <w:tc>
           <w:tcPr>
-            <w:tcW w:type="dxa" w:w="2351"/>
+            <w:tcW w:type="dxa" w:w="2268"/>
           </w:tcPr>
           <w:p>
             <w:pPr>
@@ -137,7 +137,7 @@
         </w:tc>
         <w:tc>
           <w:tcPr>
-            <w:tcW w:type="dxa" w:w="2351"/>
+            <w:tcW w:type="dxa" w:w="2268"/>
           </w:tcPr>
           <w:p>
             <w:r>
@@ -150,7 +150,7 @@
         </w:tc>
         <w:tc>
           <w:tcPr>
-            <w:tcW w:type="dxa" w:w="2351"/>
+            <w:tcW w:type="dxa" w:w="2268"/>
           </w:tcPr>
           <w:p>
             <w:pPr>
@@ -166,7 +166,7 @@
         </w:tc>
         <w:tc>
           <w:tcPr>
-            <w:tcW w:type="dxa" w:w="2351"/>
+            <w:tcW w:type="dxa" w:w="2268"/>
           </w:tcPr>
           <w:p>
             <w:r>
@@ -181,7 +181,7 @@
       <w:tr>
         <w:tc>
           <w:tcPr>
-            <w:tcW w:type="dxa" w:w="2351"/>
+            <w:tcW w:type="dxa" w:w="2268"/>
           </w:tcPr>
           <w:p>
             <w:pPr>
@@ -197,7 +197,7 @@
         </w:tc>
         <w:tc>
           <w:tcPr>
-            <w:tcW w:type="dxa" w:w="2351"/>
+            <w:tcW w:type="dxa" w:w="2268"/>
           </w:tcPr>
           <w:p>
             <w:r>
@@ -210,7 +210,7 @@
         </w:tc>
         <w:tc>
           <w:tcPr>
-            <w:tcW w:type="dxa" w:w="2351"/>
+            <w:tcW w:type="dxa" w:w="2268"/>
           </w:tcPr>
           <w:p>
             <w:pPr>
@@ -226,7 +226,7 @@
         </w:tc>
         <w:tc>
           <w:tcPr>
-            <w:tcW w:type="dxa" w:w="2351"/>
+            <w:tcW w:type="dxa" w:w="2268"/>
           </w:tcPr>
           <w:p>
             <w:r>
@@ -241,7 +241,7 @@
       <w:tr>
         <w:tc>
           <w:tcPr>
-            <w:tcW w:type="dxa" w:w="2351"/>
+            <w:tcW w:type="dxa" w:w="2268"/>
           </w:tcPr>
           <w:p>
             <w:pPr>
@@ -257,7 +257,7 @@
         </w:tc>
         <w:tc>
           <w:tcPr>
-            <w:tcW w:type="dxa" w:w="2351"/>
+            <w:tcW w:type="dxa" w:w="2268"/>
           </w:tcPr>
           <w:p>
             <w:r>
@@ -270,7 +270,7 @@
         </w:tc>
         <w:tc>
           <w:tcPr>
-            <w:tcW w:type="dxa" w:w="2351"/>
+            <w:tcW w:type="dxa" w:w="2268"/>
           </w:tcPr>
           <w:p>
             <w:pPr>
@@ -286,7 +286,7 @@
         </w:tc>
         <w:tc>
           <w:tcPr>
-            <w:tcW w:type="dxa" w:w="2351"/>
+            <w:tcW w:type="dxa" w:w="2268"/>
           </w:tcPr>
           <w:p>
             <w:r>
@@ -301,7 +301,7 @@
       <w:tr>
         <w:tc>
           <w:tcPr>
-            <w:tcW w:type="dxa" w:w="2351"/>
+            <w:tcW w:type="dxa" w:w="2268"/>
           </w:tcPr>
           <w:p>
             <w:pPr>
@@ -317,7 +317,7 @@
         </w:tc>
         <w:tc>
           <w:tcPr>
-            <w:tcW w:type="dxa" w:w="2351"/>
+            <w:tcW w:type="dxa" w:w="2268"/>
           </w:tcPr>
           <w:p>
             <w:r>
@@ -330,7 +330,7 @@
         </w:tc>
         <w:tc>
           <w:tcPr>
-            <w:tcW w:type="dxa" w:w="2351"/>
+            <w:tcW w:type="dxa" w:w="2268"/>
           </w:tcPr>
           <w:p>
             <w:pPr>
@@ -346,7 +346,7 @@
         </w:tc>
         <w:tc>
           <w:tcPr>
-            <w:tcW w:type="dxa" w:w="2351"/>
+            <w:tcW w:type="dxa" w:w="2268"/>
           </w:tcPr>
           <w:p>
             <w:r>
@@ -361,7 +361,7 @@
       <w:tr>
         <w:tc>
           <w:tcPr>
-            <w:tcW w:type="dxa" w:w="2351"/>
+            <w:tcW w:type="dxa" w:w="2268"/>
           </w:tcPr>
           <w:p>
             <w:pPr>
@@ -377,7 +377,7 @@
         </w:tc>
         <w:tc>
           <w:tcPr>
-            <w:tcW w:type="dxa" w:w="2351"/>
+            <w:tcW w:type="dxa" w:w="2268"/>
           </w:tcPr>
           <w:p>
             <w:r>
@@ -390,7 +390,7 @@
         </w:tc>
         <w:tc>
           <w:tcPr>
-            <w:tcW w:type="dxa" w:w="2351"/>
+            <w:tcW w:type="dxa" w:w="2268"/>
           </w:tcPr>
           <w:p>
             <w:pPr>
@@ -406,7 +406,7 @@
         </w:tc>
         <w:tc>
           <w:tcPr>
-            <w:tcW w:type="dxa" w:w="2351"/>
+            <w:tcW w:type="dxa" w:w="2268"/>
           </w:tcPr>
           <w:p>
             <w:r>
@@ -421,7 +421,7 @@
       <w:tr>
         <w:tc>
           <w:tcPr>
-            <w:tcW w:type="dxa" w:w="2351"/>
+            <w:tcW w:type="dxa" w:w="2268"/>
           </w:tcPr>
           <w:p>
             <w:pPr>
@@ -437,7 +437,7 @@
         </w:tc>
         <w:tc>
           <w:tcPr>
-            <w:tcW w:type="dxa" w:w="2351"/>
+            <w:tcW w:type="dxa" w:w="2268"/>
           </w:tcPr>
           <w:p>
             <w:r>
@@ -450,7 +450,7 @@
         </w:tc>
         <w:tc>
           <w:tcPr>
-            <w:tcW w:type="dxa" w:w="2351"/>
+            <w:tcW w:type="dxa" w:w="2268"/>
           </w:tcPr>
           <w:p>
             <w:pPr>
@@ -466,7 +466,7 @@
         </w:tc>
         <w:tc>
           <w:tcPr>
-            <w:tcW w:type="dxa" w:w="2351"/>
+            <w:tcW w:type="dxa" w:w="2268"/>
           </w:tcPr>
           <w:p>
             <w:r>
@@ -481,7 +481,7 @@
       <w:tr>
         <w:tc>
           <w:tcPr>
-            <w:tcW w:type="dxa" w:w="2351"/>
+            <w:tcW w:type="dxa" w:w="2268"/>
           </w:tcPr>
           <w:p>
             <w:pPr>
@@ -497,7 +497,7 @@
         </w:tc>
         <w:tc>
           <w:tcPr>
-            <w:tcW w:type="dxa" w:w="2351"/>
+            <w:tcW w:type="dxa" w:w="2268"/>
           </w:tcPr>
           <w:p>
             <w:r>
@@ -510,7 +510,7 @@
         </w:tc>
         <w:tc>
           <w:tcPr>
-            <w:tcW w:type="dxa" w:w="2351"/>
+            <w:tcW w:type="dxa" w:w="2268"/>
           </w:tcPr>
           <w:p>
             <w:pPr>
@@ -526,7 +526,7 @@
         </w:tc>
         <w:tc>
           <w:tcPr>
-            <w:tcW w:type="dxa" w:w="2351"/>
+            <w:tcW w:type="dxa" w:w="2268"/>
           </w:tcPr>
           <w:p>
             <w:r>
@@ -539,10 +539,634 @@
         </w:tc>
       </w:tr>
     </w:tbl>
+    <w:p>
+      <w:pPr>
+        <w:sectPr>
+          <w:pgSz w:w="11906" w:h="16838"/>
+          <w:pgMar w:top="1417" w:right="1417" w:bottom="1417" w:left="1417" w:header="720" w:footer="720" w:gutter="0"/>
+          <w:cols w:space="720"/>
+          <w:docGrid w:linePitch="360"/>
+        </w:sectPr>
+      </w:pPr>
+    </w:p>
+    <w:p>
+      <w:pPr>
+        <w:pStyle w:val="Heading2"/>
+      </w:pPr>
+      <w:r>
+        <w:rPr>
+          <w:rFonts w:ascii="Times New Roman" w:hAnsi="Times New Roman"/>
+          <w:color w:val="000000"/>
+          <w:sz w:val="24"/>
+        </w:rPr>
+        <w:t>Entity Relationship Diagram</w:t>
+      </w:r>
+    </w:p>
+    <w:p>
+      <w:pPr>
+        <w:jc w:val="both"/>
+      </w:pPr>
+      <w:r>
+        <w:t>Relasi antar tabel digambarkan dengan notasi Crow's Foot. Garis penghubung diambil langsung dari foreign key yang terpasang di basis data, sehingga diagram ini selalu sesuai dengan keadaan tabel yang sebenarnya. Kotak bertanda PK adalah primary key dan FK adalah foreign key.</w:t>
+      </w:r>
+    </w:p>
+    <w:p>
+      <w:pPr>
+        <w:jc w:val="center"/>
+      </w:pPr>
+      <w:r>
+        <w:drawing>
+          <wp:inline xmlns:a="http://schemas.openxmlformats.org/drawingml/2006/main" xmlns:pic="http://schemas.openxmlformats.org/drawingml/2006/picture">
+            <wp:extent cx="6480810" cy="6860662"/>
+            <wp:docPr id="1" name="Picture 1"/>
+            <wp:cNvGraphicFramePr>
+              <a:graphicFrameLocks noChangeAspect="1"/>
+            </wp:cNvGraphicFramePr>
+            <a:graphic>
+              <a:graphicData uri="http://schemas.openxmlformats.org/drawingml/2006/picture">
+                <pic:pic>
+                  <pic:nvPicPr>
+                    <pic:cNvPr id="0" name="ERD_SW_Beauty_Salon.png"/>
+                    <pic:cNvPicPr/>
+                  </pic:nvPicPr>
+                  <pic:blipFill>
+                    <a:blip r:embed="rId9"/>
+                    <a:stretch>
+                      <a:fillRect/>
+                    </a:stretch>
+                  </pic:blipFill>
+                  <pic:spPr>
+                    <a:xfrm>
+                      <a:off x="0" y="0"/>
+                      <a:ext cx="6480810" cy="6860662"/>
+                    </a:xfrm>
+                    <a:prstGeom prst="rect"/>
+                  </pic:spPr>
+                </pic:pic>
+              </a:graphicData>
+            </a:graphic>
+          </wp:inline>
+        </w:drawing>
+      </w:r>
+    </w:p>
+    <w:p>
+      <w:pPr>
+        <w:jc w:val="center"/>
+      </w:pPr>
+      <w:r>
+        <w:rPr>
+          <w:i/>
+          <w:sz w:val="20"/>
+        </w:rPr>
+        <w:t>Gambar 1. Entity Relationship Diagram SW Beauty Salon</w:t>
+      </w:r>
+    </w:p>
     <w:p>
       <w:r>
         <w:br w:type="page"/>
       </w:r>
+    </w:p>
+    <w:p>
+      <w:pPr>
+        <w:pStyle w:val="Heading2"/>
+      </w:pPr>
+      <w:r>
+        <w:rPr>
+          <w:rFonts w:ascii="Times New Roman" w:hAnsi="Times New Roman"/>
+          <w:color w:val="000000"/>
+          <w:sz w:val="24"/>
+        </w:rPr>
+        <w:t>Keterangan Notasi dan Relasi</w:t>
+      </w:r>
+    </w:p>
+    <w:p>
+      <w:r>
+        <w:t>Arti bentuk ujung garis pada diagram:</w:t>
+      </w:r>
+    </w:p>
+    <w:p>
+      <w:pPr>
+        <w:jc w:val="center"/>
+      </w:pPr>
+      <w:r>
+        <w:drawing>
+          <wp:inline xmlns:a="http://schemas.openxmlformats.org/drawingml/2006/main" xmlns:pic="http://schemas.openxmlformats.org/drawingml/2006/picture">
+            <wp:extent cx="3240000" cy="2254818"/>
+            <wp:docPr id="2" name="Picture 2"/>
+            <wp:cNvGraphicFramePr>
+              <a:graphicFrameLocks noChangeAspect="1"/>
+            </wp:cNvGraphicFramePr>
+            <a:graphic>
+              <a:graphicData uri="http://schemas.openxmlformats.org/drawingml/2006/picture">
+                <pic:pic>
+                  <pic:nvPicPr>
+                    <pic:cNvPr id="0" name="ERD_Legenda_CrowsFoot.png"/>
+                    <pic:cNvPicPr/>
+                  </pic:nvPicPr>
+                  <pic:blipFill>
+                    <a:blip r:embed="rId10"/>
+                    <a:stretch>
+                      <a:fillRect/>
+                    </a:stretch>
+                  </pic:blipFill>
+                  <pic:spPr>
+                    <a:xfrm>
+                      <a:off x="0" y="0"/>
+                      <a:ext cx="3240000" cy="2254818"/>
+                    </a:xfrm>
+                    <a:prstGeom prst="rect"/>
+                  </pic:spPr>
+                </pic:pic>
+              </a:graphicData>
+            </a:graphic>
+          </wp:inline>
+        </w:drawing>
+      </w:r>
+    </w:p>
+    <w:p/>
+    <w:tbl>
+      <w:tblPr>
+        <w:tblStyle w:val="TableGrid"/>
+        <w:tblW w:type="auto" w:w="0"/>
+        <w:tblLook w:firstColumn="1" w:firstRow="1" w:lastColumn="0" w:lastRow="0" w:noHBand="0" w:noVBand="1" w:val="04A0"/>
+      </w:tblPr>
+      <w:tblGrid>
+        <w:gridCol w:w="2041"/>
+        <w:gridCol w:w="2041"/>
+        <w:gridCol w:w="2041"/>
+        <w:gridCol w:w="2041"/>
+        <w:gridCol w:w="2041"/>
+      </w:tblGrid>
+      <w:tr>
+        <w:tc>
+          <w:tcPr>
+            <w:tcW w:type="dxa" w:w="2041"/>
+          </w:tcPr>
+          <w:p>
+            <w:pPr>
+              <w:jc w:val="center"/>
+            </w:pPr>
+            <w:r>
+              <w:rPr>
+                <w:b/>
+                <w:sz w:val="20"/>
+              </w:rPr>
+              <w:t>No</w:t>
+            </w:r>
+          </w:p>
+        </w:tc>
+        <w:tc>
+          <w:tcPr>
+            <w:tcW w:type="dxa" w:w="2041"/>
+          </w:tcPr>
+          <w:p>
+            <w:pPr>
+              <w:jc w:val="center"/>
+            </w:pPr>
+            <w:r>
+              <w:rPr>
+                <w:b/>
+                <w:sz w:val="20"/>
+              </w:rPr>
+              <w:t>Tabel Induk</w:t>
+            </w:r>
+          </w:p>
+        </w:tc>
+        <w:tc>
+          <w:tcPr>
+            <w:tcW w:type="dxa" w:w="2041"/>
+          </w:tcPr>
+          <w:p>
+            <w:pPr>
+              <w:jc w:val="center"/>
+            </w:pPr>
+            <w:r>
+              <w:rPr>
+                <w:b/>
+                <w:sz w:val="20"/>
+              </w:rPr>
+              <w:t>Tabel Anak</w:t>
+            </w:r>
+          </w:p>
+        </w:tc>
+        <w:tc>
+          <w:tcPr>
+            <w:tcW w:type="dxa" w:w="2041"/>
+          </w:tcPr>
+          <w:p>
+            <w:pPr>
+              <w:jc w:val="center"/>
+            </w:pPr>
+            <w:r>
+              <w:rPr>
+                <w:b/>
+                <w:sz w:val="20"/>
+              </w:rPr>
+              <w:t>Kunci Penghubung</w:t>
+            </w:r>
+          </w:p>
+        </w:tc>
+        <w:tc>
+          <w:tcPr>
+            <w:tcW w:type="dxa" w:w="2041"/>
+          </w:tcPr>
+          <w:p>
+            <w:pPr>
+              <w:jc w:val="center"/>
+            </w:pPr>
+            <w:r>
+              <w:rPr>
+                <w:b/>
+                <w:sz w:val="20"/>
+              </w:rPr>
+              <w:t>Kardinalitas</w:t>
+            </w:r>
+          </w:p>
+        </w:tc>
+      </w:tr>
+      <w:tr>
+        <w:tc>
+          <w:tcPr>
+            <w:tcW w:type="dxa" w:w="2041"/>
+          </w:tcPr>
+          <w:p>
+            <w:pPr>
+              <w:jc w:val="center"/>
+            </w:pPr>
+            <w:r>
+              <w:rPr>
+                <w:sz w:val="20"/>
+              </w:rPr>
+              <w:t>1</w:t>
+            </w:r>
+          </w:p>
+        </w:tc>
+        <w:tc>
+          <w:tcPr>
+            <w:tcW w:type="dxa" w:w="2041"/>
+          </w:tcPr>
+          <w:p>
+            <w:r>
+              <w:rPr>
+                <w:sz w:val="20"/>
+              </w:rPr>
+              <w:t>bookings</w:t>
+            </w:r>
+          </w:p>
+        </w:tc>
+        <w:tc>
+          <w:tcPr>
+            <w:tcW w:type="dxa" w:w="2041"/>
+          </w:tcPr>
+          <w:p>
+            <w:r>
+              <w:rPr>
+                <w:sz w:val="20"/>
+              </w:rPr>
+              <w:t>booking_logs</w:t>
+            </w:r>
+          </w:p>
+        </w:tc>
+        <w:tc>
+          <w:tcPr>
+            <w:tcW w:type="dxa" w:w="2041"/>
+          </w:tcPr>
+          <w:p>
+            <w:r>
+              <w:rPr>
+                <w:sz w:val="20"/>
+              </w:rPr>
+              <w:t>booking_logs.booking_id</w:t>
+            </w:r>
+          </w:p>
+        </w:tc>
+        <w:tc>
+          <w:tcPr>
+            <w:tcW w:type="dxa" w:w="2041"/>
+          </w:tcPr>
+          <w:p>
+            <w:pPr>
+              <w:jc w:val="center"/>
+            </w:pPr>
+            <w:r>
+              <w:rPr>
+                <w:sz w:val="20"/>
+              </w:rPr>
+              <w:t>1 : 0..N</w:t>
+            </w:r>
+          </w:p>
+        </w:tc>
+      </w:tr>
+      <w:tr>
+        <w:tc>
+          <w:tcPr>
+            <w:tcW w:type="dxa" w:w="2041"/>
+          </w:tcPr>
+          <w:p>
+            <w:pPr>
+              <w:jc w:val="center"/>
+            </w:pPr>
+            <w:r>
+              <w:rPr>
+                <w:sz w:val="20"/>
+              </w:rPr>
+              <w:t>2</w:t>
+            </w:r>
+          </w:p>
+        </w:tc>
+        <w:tc>
+          <w:tcPr>
+            <w:tcW w:type="dxa" w:w="2041"/>
+          </w:tcPr>
+          <w:p>
+            <w:r>
+              <w:rPr>
+                <w:sz w:val="20"/>
+              </w:rPr>
+              <w:t>bookings</w:t>
+            </w:r>
+          </w:p>
+        </w:tc>
+        <w:tc>
+          <w:tcPr>
+            <w:tcW w:type="dxa" w:w="2041"/>
+          </w:tcPr>
+          <w:p>
+            <w:r>
+              <w:rPr>
+                <w:sz w:val="20"/>
+              </w:rPr>
+              <w:t>booking_slots</w:t>
+            </w:r>
+          </w:p>
+        </w:tc>
+        <w:tc>
+          <w:tcPr>
+            <w:tcW w:type="dxa" w:w="2041"/>
+          </w:tcPr>
+          <w:p>
+            <w:r>
+              <w:rPr>
+                <w:sz w:val="20"/>
+              </w:rPr>
+              <w:t>booking_slots.booking_id</w:t>
+            </w:r>
+          </w:p>
+        </w:tc>
+        <w:tc>
+          <w:tcPr>
+            <w:tcW w:type="dxa" w:w="2041"/>
+          </w:tcPr>
+          <w:p>
+            <w:pPr>
+              <w:jc w:val="center"/>
+            </w:pPr>
+            <w:r>
+              <w:rPr>
+                <w:sz w:val="20"/>
+              </w:rPr>
+              <w:t>1 : 1..N</w:t>
+            </w:r>
+          </w:p>
+        </w:tc>
+      </w:tr>
+      <w:tr>
+        <w:tc>
+          <w:tcPr>
+            <w:tcW w:type="dxa" w:w="2041"/>
+          </w:tcPr>
+          <w:p>
+            <w:pPr>
+              <w:jc w:val="center"/>
+            </w:pPr>
+            <w:r>
+              <w:rPr>
+                <w:sz w:val="20"/>
+              </w:rPr>
+              <w:t>3</w:t>
+            </w:r>
+          </w:p>
+        </w:tc>
+        <w:tc>
+          <w:tcPr>
+            <w:tcW w:type="dxa" w:w="2041"/>
+          </w:tcPr>
+          <w:p>
+            <w:r>
+              <w:rPr>
+                <w:sz w:val="20"/>
+              </w:rPr>
+              <w:t>bookings</w:t>
+            </w:r>
+          </w:p>
+        </w:tc>
+        <w:tc>
+          <w:tcPr>
+            <w:tcW w:type="dxa" w:w="2041"/>
+          </w:tcPr>
+          <w:p>
+            <w:r>
+              <w:rPr>
+                <w:sz w:val="20"/>
+              </w:rPr>
+              <w:t>transaksi</w:t>
+            </w:r>
+          </w:p>
+        </w:tc>
+        <w:tc>
+          <w:tcPr>
+            <w:tcW w:type="dxa" w:w="2041"/>
+          </w:tcPr>
+          <w:p>
+            <w:r>
+              <w:rPr>
+                <w:sz w:val="20"/>
+              </w:rPr>
+              <w:t>transaksi.booking_id</w:t>
+            </w:r>
+          </w:p>
+        </w:tc>
+        <w:tc>
+          <w:tcPr>
+            <w:tcW w:type="dxa" w:w="2041"/>
+          </w:tcPr>
+          <w:p>
+            <w:pPr>
+              <w:jc w:val="center"/>
+            </w:pPr>
+            <w:r>
+              <w:rPr>
+                <w:sz w:val="20"/>
+              </w:rPr>
+              <w:t>1 : 0..1</w:t>
+            </w:r>
+          </w:p>
+        </w:tc>
+      </w:tr>
+      <w:tr>
+        <w:tc>
+          <w:tcPr>
+            <w:tcW w:type="dxa" w:w="2041"/>
+          </w:tcPr>
+          <w:p>
+            <w:pPr>
+              <w:jc w:val="center"/>
+            </w:pPr>
+            <w:r>
+              <w:rPr>
+                <w:sz w:val="20"/>
+              </w:rPr>
+              <w:t>4</w:t>
+            </w:r>
+          </w:p>
+        </w:tc>
+        <w:tc>
+          <w:tcPr>
+            <w:tcW w:type="dxa" w:w="2041"/>
+          </w:tcPr>
+          <w:p>
+            <w:r>
+              <w:rPr>
+                <w:sz w:val="20"/>
+              </w:rPr>
+              <w:t>layanan</w:t>
+            </w:r>
+          </w:p>
+        </w:tc>
+        <w:tc>
+          <w:tcPr>
+            <w:tcW w:type="dxa" w:w="2041"/>
+          </w:tcPr>
+          <w:p>
+            <w:r>
+              <w:rPr>
+                <w:sz w:val="20"/>
+              </w:rPr>
+              <w:t>bookings</w:t>
+            </w:r>
+          </w:p>
+        </w:tc>
+        <w:tc>
+          <w:tcPr>
+            <w:tcW w:type="dxa" w:w="2041"/>
+          </w:tcPr>
+          <w:p>
+            <w:r>
+              <w:rPr>
+                <w:sz w:val="20"/>
+              </w:rPr>
+              <w:t>bookings.layanan_id</w:t>
+            </w:r>
+          </w:p>
+        </w:tc>
+        <w:tc>
+          <w:tcPr>
+            <w:tcW w:type="dxa" w:w="2041"/>
+          </w:tcPr>
+          <w:p>
+            <w:pPr>
+              <w:jc w:val="center"/>
+            </w:pPr>
+            <w:r>
+              <w:rPr>
+                <w:sz w:val="20"/>
+              </w:rPr>
+              <w:t>1 : 0..N</w:t>
+            </w:r>
+          </w:p>
+        </w:tc>
+      </w:tr>
+      <w:tr>
+        <w:tc>
+          <w:tcPr>
+            <w:tcW w:type="dxa" w:w="2041"/>
+          </w:tcPr>
+          <w:p>
+            <w:pPr>
+              <w:jc w:val="center"/>
+            </w:pPr>
+            <w:r>
+              <w:rPr>
+                <w:sz w:val="20"/>
+              </w:rPr>
+              <w:t>5</w:t>
+            </w:r>
+          </w:p>
+        </w:tc>
+        <w:tc>
+          <w:tcPr>
+            <w:tcW w:type="dxa" w:w="2041"/>
+          </w:tcPr>
+          <w:p>
+            <w:r>
+              <w:rPr>
+                <w:sz w:val="20"/>
+              </w:rPr>
+              <w:t>users</w:t>
+            </w:r>
+          </w:p>
+        </w:tc>
+        <w:tc>
+          <w:tcPr>
+            <w:tcW w:type="dxa" w:w="2041"/>
+          </w:tcPr>
+          <w:p>
+            <w:r>
+              <w:rPr>
+                <w:sz w:val="20"/>
+              </w:rPr>
+              <w:t>bookings</w:t>
+            </w:r>
+          </w:p>
+        </w:tc>
+        <w:tc>
+          <w:tcPr>
+            <w:tcW w:type="dxa" w:w="2041"/>
+          </w:tcPr>
+          <w:p>
+            <w:r>
+              <w:rPr>
+                <w:sz w:val="20"/>
+              </w:rPr>
+              <w:t>bookings.user_id</w:t>
+            </w:r>
+          </w:p>
+        </w:tc>
+        <w:tc>
+          <w:tcPr>
+            <w:tcW w:type="dxa" w:w="2041"/>
+          </w:tcPr>
+          <w:p>
+            <w:pPr>
+              <w:jc w:val="center"/>
+            </w:pPr>
+            <w:r>
+              <w:rPr>
+                <w:sz w:val="20"/>
+              </w:rPr>
+              <w:t>1 : 0..N</w:t>
+            </w:r>
+          </w:p>
+        </w:tc>
+      </w:tr>
+    </w:tbl>
+    <w:p>
+      <w:pPr>
+        <w:jc w:val="both"/>
+      </w:pPr>
+      <w:r>
+        <w:t>Tabel settings tidak memiliki relasi ke tabel lain karena isinya berupa pasangan kunci dan nilai untuk konfigurasi aplikasi, bukan data transaksi.</w:t>
+      </w:r>
+    </w:p>
+    <w:p>
+      <w:pPr>
+        <w:sectPr>
+          <w:pgSz w:w="11906" w:h="16838"/>
+          <w:pgMar w:top="850" w:right="850" w:bottom="850" w:left="850" w:header="720" w:footer="720" w:gutter="0"/>
+          <w:cols w:space="720"/>
+          <w:docGrid w:linePitch="360"/>
+        </w:sectPr>
+      </w:pPr>
     </w:p>
     <w:p>
       <w:pPr>
@@ -573,12 +1197,12 @@
         <w:tblLook w:firstColumn="1" w:firstRow="1" w:lastColumn="0" w:lastRow="0" w:noHBand="0" w:noVBand="1" w:val="04A0"/>
       </w:tblPr>
       <w:tblGrid>
-        <w:gridCol w:w="1568"/>
-        <w:gridCol w:w="1568"/>
-        <w:gridCol w:w="1568"/>
-        <w:gridCol w:w="1568"/>
-        <w:gridCol w:w="1568"/>
-        <w:gridCol w:w="1568"/>
+        <w:gridCol w:w="1512"/>
+        <w:gridCol w:w="1512"/>
+        <w:gridCol w:w="1512"/>
+        <w:gridCol w:w="1512"/>
+        <w:gridCol w:w="1512"/>
+        <w:gridCol w:w="1512"/>
       </w:tblGrid>
       <w:tr>
         <w:tc>
@@ -1521,12 +2145,12 @@
         <w:tblLook w:firstColumn="1" w:firstRow="1" w:lastColumn="0" w:lastRow="0" w:noHBand="0" w:noVBand="1" w:val="04A0"/>
       </w:tblPr>
       <w:tblGrid>
-        <w:gridCol w:w="1568"/>
-        <w:gridCol w:w="1568"/>
-        <w:gridCol w:w="1568"/>
-        <w:gridCol w:w="1568"/>
-        <w:gridCol w:w="1568"/>
-        <w:gridCol w:w="1568"/>
+        <w:gridCol w:w="1512"/>
+        <w:gridCol w:w="1512"/>
+        <w:gridCol w:w="1512"/>
+        <w:gridCol w:w="1512"/>
+        <w:gridCol w:w="1512"/>
+        <w:gridCol w:w="1512"/>
       </w:tblGrid>
       <w:tr>
         <w:tc>
@@ -3092,12 +3716,12 @@
         <w:tblLook w:firstColumn="1" w:firstRow="1" w:lastColumn="0" w:lastRow="0" w:noHBand="0" w:noVBand="1" w:val="04A0"/>
       </w:tblPr>
       <w:tblGrid>
-        <w:gridCol w:w="1568"/>
-        <w:gridCol w:w="1568"/>
-        <w:gridCol w:w="1568"/>
-        <w:gridCol w:w="1568"/>
-        <w:gridCol w:w="1568"/>
-        <w:gridCol w:w="1568"/>
+        <w:gridCol w:w="1512"/>
+        <w:gridCol w:w="1512"/>
+        <w:gridCol w:w="1512"/>
+        <w:gridCol w:w="1512"/>
+        <w:gridCol w:w="1512"/>
+        <w:gridCol w:w="1512"/>
       </w:tblGrid>
       <w:tr>
         <w:tc>
@@ -6265,12 +6889,12 @@
         <w:tblLook w:firstColumn="1" w:firstRow="1" w:lastColumn="0" w:lastRow="0" w:noHBand="0" w:noVBand="1" w:val="04A0"/>
       </w:tblPr>
       <w:tblGrid>
-        <w:gridCol w:w="1568"/>
-        <w:gridCol w:w="1568"/>
-        <w:gridCol w:w="1568"/>
-        <w:gridCol w:w="1568"/>
-        <w:gridCol w:w="1568"/>
-        <w:gridCol w:w="1568"/>
+        <w:gridCol w:w="1512"/>
+        <w:gridCol w:w="1512"/>
+        <w:gridCol w:w="1512"/>
+        <w:gridCol w:w="1512"/>
+        <w:gridCol w:w="1512"/>
+        <w:gridCol w:w="1512"/>
       </w:tblGrid>
       <w:tr>
         <w:tc>
@@ -6946,12 +7570,12 @@
         <w:tblLook w:firstColumn="1" w:firstRow="1" w:lastColumn="0" w:lastRow="0" w:noHBand="0" w:noVBand="1" w:val="04A0"/>
       </w:tblPr>
       <w:tblGrid>
-        <w:gridCol w:w="1568"/>
-        <w:gridCol w:w="1568"/>
-        <w:gridCol w:w="1568"/>
-        <w:gridCol w:w="1568"/>
-        <w:gridCol w:w="1568"/>
-        <w:gridCol w:w="1568"/>
+        <w:gridCol w:w="1512"/>
+        <w:gridCol w:w="1512"/>
+        <w:gridCol w:w="1512"/>
+        <w:gridCol w:w="1512"/>
+        <w:gridCol w:w="1512"/>
+        <w:gridCol w:w="1512"/>
       </w:tblGrid>
       <w:tr>
         <w:tc>
@@ -8072,12 +8696,12 @@
         <w:tblLook w:firstColumn="1" w:firstRow="1" w:lastColumn="0" w:lastRow="0" w:noHBand="0" w:noVBand="1" w:val="04A0"/>
       </w:tblPr>
       <w:tblGrid>
-        <w:gridCol w:w="1568"/>
-        <w:gridCol w:w="1568"/>
-        <w:gridCol w:w="1568"/>
-        <w:gridCol w:w="1568"/>
-        <w:gridCol w:w="1568"/>
-        <w:gridCol w:w="1568"/>
+        <w:gridCol w:w="1512"/>
+        <w:gridCol w:w="1512"/>
+        <w:gridCol w:w="1512"/>
+        <w:gridCol w:w="1512"/>
+        <w:gridCol w:w="1512"/>
+        <w:gridCol w:w="1512"/>
       </w:tblGrid>
       <w:tr>
         <w:tc>
@@ -8575,12 +9199,12 @@
         <w:tblLook w:firstColumn="1" w:firstRow="1" w:lastColumn="0" w:lastRow="0" w:noHBand="0" w:noVBand="1" w:val="04A0"/>
       </w:tblPr>
       <w:tblGrid>
-        <w:gridCol w:w="1568"/>
-        <w:gridCol w:w="1568"/>
-        <w:gridCol w:w="1568"/>
-        <w:gridCol w:w="1568"/>
-        <w:gridCol w:w="1568"/>
-        <w:gridCol w:w="1568"/>
+        <w:gridCol w:w="1512"/>
+        <w:gridCol w:w="1512"/>
+        <w:gridCol w:w="1512"/>
+        <w:gridCol w:w="1512"/>
+        <w:gridCol w:w="1512"/>
+        <w:gridCol w:w="1512"/>
       </w:tblGrid>
       <w:tr>
         <w:tc>
@@ -9401,8 +10025,8 @@
     </w:tbl>
     <w:p/>
     <w:sectPr>
-      <w:pgSz w:w="12240" w:h="15840"/>
-      <w:pgMar w:top="1440" w:right="1417" w:bottom="1440" w:left="1417" w:header="720" w:footer="720" w:gutter="0"/>
+      <w:pgSz w:w="11906" w:h="16838"/>
+      <w:pgMar w:top="1417" w:right="1417" w:bottom="1417" w:left="1417" w:header="720" w:footer="720" w:gutter="0"/>
       <w:cols w:space="720"/>
       <w:docGrid w:linePitch="360"/>
     </w:sectPr>
